--- a/src/web_server/public/report/IoT_Project_Report_Group14.docx
+++ b/src/web_server/public/report/IoT_Project_Report_Group14.docx
@@ -481,7 +481,7 @@
     </w:p>
     <w:p>
       <w:pPr>
-        <w:pStyle w:val="Heading1"/>
+        <w:pStyle w:val="Titolo1"/>
       </w:pPr>
       <w:r>
         <w:lastRenderedPageBreak/>
@@ -512,7 +512,15 @@
         <w:spacing w:before="80" w:after="80" w:line="320" w:lineRule="auto"/>
       </w:pPr>
       <w:r>
-        <w:t xml:space="preserve">The RC car is a custom-built four-wheeled vehicle assembled on a chassis with four 5V DC motors controlled by an L298N H-bridge driver, powered by an Arduino Uno R4 WiFi. It is operated through hand gestures detected by an MPU6050 gyroscope sensor mounted on a separate Arduino Nano controller unit. </w:t>
+        <w:t xml:space="preserve">The RC car is a custom-built four-wheeled vehicle assembled on a chassis with four 5V DC motors controlled by an L298N H-bridge driver, powered by an Arduino Uno R4 </w:t>
+      </w:r>
+      <w:proofErr w:type="spellStart"/>
+      <w:r>
+        <w:t>WiFi</w:t>
+      </w:r>
+      <w:proofErr w:type="spellEnd"/>
+      <w:r>
+        <w:t xml:space="preserve">. It is operated through hand gestures detected by an MPU6050 gyroscope sensor mounted on a separate Arduino Nano controller unit. </w:t>
       </w:r>
       <w:r>
         <w:br/>
@@ -537,7 +545,7 @@
     </w:p>
     <w:p>
       <w:pPr>
-        <w:pStyle w:val="Heading1"/>
+        <w:pStyle w:val="Titolo1"/>
       </w:pPr>
       <w:r>
         <w:t>2. System Architecture</w:t>
@@ -558,7 +566,7 @@
     </w:p>
     <w:p>
       <w:pPr>
-        <w:pStyle w:val="Heading2"/>
+        <w:pStyle w:val="Titolo2"/>
       </w:pPr>
       <w:r>
         <w:t>2.1 Arduino Nano — Gesture Controller</w:t>
@@ -569,7 +577,15 @@
         <w:spacing w:before="80" w:after="80" w:line="320" w:lineRule="auto"/>
       </w:pPr>
       <w:r>
-        <w:t>The controller unit is built around an Arduino Nano paired with an MPU6050 IMU. The MPU6050's Digital Motion Processor (DMP) computes quaternion-based orientation data, which is converted to Yaw, Pitch, and Roll angles. Roll controls left/right steering, Pitch controls forward/backward movement. Angle values are constrained to the range [-50°, +50°] and mapped to a byte (0–254) for compact transmission over nRF24L01 at 250 kbps on channel 108 (outside standard Wi-Fi bands).</w:t>
+        <w:t xml:space="preserve">The controller unit is built around an Arduino Nano paired with an MPU6050 IMU. </w:t>
+      </w:r>
+      <w:proofErr w:type="gramStart"/>
+      <w:r>
+        <w:t>The MPU6050</w:t>
+      </w:r>
+      <w:proofErr w:type="gramEnd"/>
+      <w:r>
+        <w:t>'s Digital Motion Processor (DMP) computes quaternion-based orientation data, which is converted to Yaw, Pitch, and Roll angles. Roll controls left/right steering, Pitch controls forward/backward movement. Angle values are constrained to the range [-50°, +50°] and mapped to a byte (0–254) for compact transmission over nRF24L01 at 250 kbps on channel 108 (outside standard Wi-Fi bands).</w:t>
       </w:r>
     </w:p>
     <w:p>
@@ -579,10 +595,18 @@
     </w:p>
     <w:p>
       <w:pPr>
-        <w:pStyle w:val="Heading2"/>
-      </w:pPr>
-      <w:r>
-        <w:t>2.2 Arduino Uno R4 WiFi — Car Receiver</w:t>
+        <w:pStyle w:val="Titolo2"/>
+      </w:pPr>
+      <w:r>
+        <w:t xml:space="preserve">2.2 Arduino Uno R4 </w:t>
+      </w:r>
+      <w:proofErr w:type="spellStart"/>
+      <w:r>
+        <w:t>WiFi</w:t>
+      </w:r>
+      <w:proofErr w:type="spellEnd"/>
+      <w:r>
+        <w:t xml:space="preserve"> — Car Receiver</w:t>
       </w:r>
     </w:p>
     <w:p>
@@ -604,7 +628,7 @@
     </w:p>
     <w:p>
       <w:pPr>
-        <w:pStyle w:val="Heading2"/>
+        <w:pStyle w:val="Titolo2"/>
       </w:pPr>
       <w:r>
         <w:t>2.3 ESP32 — Speed Camera Unit</w:t>
@@ -620,7 +644,7 @@
     </w:p>
     <w:p>
       <w:pPr>
-        <w:pStyle w:val="Heading2"/>
+        <w:pStyle w:val="Titolo2"/>
       </w:pPr>
       <w:r>
         <w:t>2.4 Node.js Web Server — Data Layer</w:t>
@@ -777,8 +801,17 @@
                 <w:sz w:val="20"/>
                 <w:szCs w:val="20"/>
               </w:rPr>
-              <w:t>POST /salva</w:t>
-            </w:r>
+              <w:t>POST /</w:t>
+            </w:r>
+            <w:proofErr w:type="spellStart"/>
+            <w:r>
+              <w:rPr>
+                <w:sz w:val="20"/>
+                <w:szCs w:val="20"/>
+              </w:rPr>
+              <w:t>salva</w:t>
+            </w:r>
+            <w:proofErr w:type="spellEnd"/>
           </w:p>
         </w:tc>
         <w:tc>
@@ -860,8 +893,17 @@
                 <w:sz w:val="20"/>
                 <w:szCs w:val="20"/>
               </w:rPr>
-              <w:t>GET /dati</w:t>
-            </w:r>
+              <w:t>GET /</w:t>
+            </w:r>
+            <w:proofErr w:type="spellStart"/>
+            <w:r>
+              <w:rPr>
+                <w:sz w:val="20"/>
+                <w:szCs w:val="20"/>
+              </w:rPr>
+              <w:t>dati</w:t>
+            </w:r>
+            <w:proofErr w:type="spellEnd"/>
           </w:p>
         </w:tc>
         <w:tc>
@@ -1013,7 +1055,15 @@
         <w:spacing w:before="80" w:after="80" w:line="320" w:lineRule="auto"/>
       </w:pPr>
       <w:r>
-        <w:t xml:space="preserve">Data is persisted in a CSV file (speed-log.csv) with the columns: Test-Case-ID, Speed, Sensor-Triggered, Timestamp. </w:t>
+        <w:t xml:space="preserve">Data </w:t>
+      </w:r>
+      <w:proofErr w:type="gramStart"/>
+      <w:r>
+        <w:t>is persisted</w:t>
+      </w:r>
+      <w:proofErr w:type="gramEnd"/>
+      <w:r>
+        <w:t xml:space="preserve"> in a CSV file (speed-log.csv) with the columns: Test-Case-ID, Speed, Sensor-Triggered, Timestamp. </w:t>
       </w:r>
       <w:r>
         <w:br/>
@@ -1032,7 +1082,7 @@
     </w:p>
     <w:p>
       <w:pPr>
-        <w:pStyle w:val="Heading1"/>
+        <w:pStyle w:val="Titolo1"/>
       </w:pPr>
       <w:r>
         <w:t>3. Firmware Description</w:t>
@@ -1040,10 +1090,18 @@
     </w:p>
     <w:p>
       <w:pPr>
-        <w:pStyle w:val="Heading2"/>
-      </w:pPr>
-      <w:r>
-        <w:t>3.1 Speed Camera FSM (fsm_velox.ino)</w:t>
+        <w:pStyle w:val="Titolo2"/>
+      </w:pPr>
+      <w:r>
+        <w:t>3.1 Speed Camera FSM (</w:t>
+      </w:r>
+      <w:proofErr w:type="spellStart"/>
+      <w:r>
+        <w:t>fsm_velox.ino</w:t>
+      </w:r>
+      <w:proofErr w:type="spellEnd"/>
+      <w:r>
+        <w:t>)</w:t>
       </w:r>
     </w:p>
     <w:p>
@@ -1249,7 +1307,23 @@
                 <w:sz w:val="20"/>
                 <w:szCs w:val="20"/>
               </w:rPr>
-              <w:t>Polls BAR1 proximity. When proximity exceeds the calibrated threshold, records tempo1 (microseconds) and transitions to IR2_STATE.</w:t>
+              <w:t xml:space="preserve">Polls BAR1 proximity. When proximity exceeds the calibrated threshold, </w:t>
+            </w:r>
+            <w:proofErr w:type="gramStart"/>
+            <w:r>
+              <w:rPr>
+                <w:sz w:val="20"/>
+                <w:szCs w:val="20"/>
+              </w:rPr>
+              <w:t>records</w:t>
+            </w:r>
+            <w:proofErr w:type="gramEnd"/>
+            <w:r>
+              <w:rPr>
+                <w:sz w:val="20"/>
+                <w:szCs w:val="20"/>
+              </w:rPr>
+              <w:t xml:space="preserve"> tempo1 (microseconds) and transitions to IR2_STATE.</w:t>
             </w:r>
           </w:p>
         </w:tc>
@@ -1362,7 +1436,39 @@
                 <w:sz w:val="20"/>
                 <w:szCs w:val="20"/>
               </w:rPr>
-              <w:t>Calculates speed = (4 cm / delta_t) converted to m/s. Sets overSpeed flag, updates OLED, saves to flash, and sends an HTTPS POST to the server.</w:t>
+              <w:t xml:space="preserve">Calculates speed = (4 cm / </w:t>
+            </w:r>
+            <w:proofErr w:type="spellStart"/>
+            <w:r>
+              <w:rPr>
+                <w:sz w:val="20"/>
+                <w:szCs w:val="20"/>
+              </w:rPr>
+              <w:t>delta_t</w:t>
+            </w:r>
+            <w:proofErr w:type="spellEnd"/>
+            <w:r>
+              <w:rPr>
+                <w:sz w:val="20"/>
+                <w:szCs w:val="20"/>
+              </w:rPr>
+              <w:t xml:space="preserve">) converted to m/s. Sets </w:t>
+            </w:r>
+            <w:proofErr w:type="spellStart"/>
+            <w:r>
+              <w:rPr>
+                <w:sz w:val="20"/>
+                <w:szCs w:val="20"/>
+              </w:rPr>
+              <w:t>overSpeed</w:t>
+            </w:r>
+            <w:proofErr w:type="spellEnd"/>
+            <w:r>
+              <w:rPr>
+                <w:sz w:val="20"/>
+                <w:szCs w:val="20"/>
+              </w:rPr>
+              <w:t xml:space="preserve"> flag, updates OLED, saves to flash, and sends an HTTPS POST to the server.</w:t>
             </w:r>
           </w:p>
         </w:tc>
@@ -1388,7 +1494,7 @@
     </w:p>
     <w:p>
       <w:pPr>
-        <w:pStyle w:val="Heading2"/>
+        <w:pStyle w:val="Titolo2"/>
       </w:pPr>
       <w:r>
         <w:t>3.2 Gesture Transmitter (nRF24L01_TX.ino)</w:t>
@@ -1399,7 +1505,25 @@
         <w:spacing w:before="80" w:after="80" w:line="320" w:lineRule="auto"/>
       </w:pPr>
       <w:r>
-        <w:t>The transmitter firmware runs on Arduino Nano. The MPU6050 DMP is initialized with 6-cycle accelerometer and gyroscope calibration for accurate zero-gravity offset. In the main loop, each FIFO packet from the DMP is read, quaternions are extracted, gravity is computed, and Euler angles (Yaw/Pitch/Roll) are derived. Angles are clamped and mapped to bytes, packed into a 3-byte DataPacket struct, and transmitted via radio.write(). The nRF24L01 is configured with 5 retries at 250 us intervals to handle packet loss.</w:t>
+        <w:t xml:space="preserve">The transmitter firmware runs on Arduino Nano. The MPU6050 DMP is initialized with 6-cycle accelerometer and gyroscope calibration for accurate zero-gravity offset. In the main loop, each FIFO packet from the DMP is read, quaternions are extracted, gravity is computed, and Euler angles (Yaw/Pitch/Roll) are derived. Angles are clamped and mapped to bytes, packed into a 3-byte </w:t>
+      </w:r>
+      <w:proofErr w:type="spellStart"/>
+      <w:r>
+        <w:t>DataPacket</w:t>
+      </w:r>
+      <w:proofErr w:type="spellEnd"/>
+      <w:r>
+        <w:t xml:space="preserve"> struct, and transmitted via </w:t>
+      </w:r>
+      <w:proofErr w:type="spellStart"/>
+      <w:proofErr w:type="gramStart"/>
+      <w:r>
+        <w:t>radio.write</w:t>
+      </w:r>
+      <w:proofErr w:type="spellEnd"/>
+      <w:proofErr w:type="gramEnd"/>
+      <w:r>
+        <w:t>(). The nRF24L01 is configured with 5 retries at 250 us intervals to handle packet loss.</w:t>
       </w:r>
     </w:p>
     <w:p>
@@ -1409,7 +1533,7 @@
     </w:p>
     <w:p>
       <w:pPr>
-        <w:pStyle w:val="Heading2"/>
+        <w:pStyle w:val="Titolo2"/>
       </w:pPr>
       <w:r>
         <w:t>3.3 Car Receiver (nRF24L01_RX.ino)</w:t>
@@ -1420,7 +1544,52 @@
         <w:spacing w:before="80" w:after="80" w:line="320" w:lineRule="auto"/>
       </w:pPr>
       <w:r>
-        <w:t>The receiver firmware runs on Arduino Uno R4 WiFi. The radio is set to RX mode on the same channel and address as the transmitter. On each received packet, the movimento() function computes differential motor speeds: moveX from Roll (left/right bias) and moveY from Pitch (forward/backward velocity). The constrain() function ensures PWM values stay within the 0–255 range, enabling smooth turning at variable speeds.</w:t>
+        <w:t xml:space="preserve">The receiver firmware runs on Arduino Uno R4 </w:t>
+      </w:r>
+      <w:proofErr w:type="spellStart"/>
+      <w:r>
+        <w:t>WiFi</w:t>
+      </w:r>
+      <w:proofErr w:type="spellEnd"/>
+      <w:r>
+        <w:t xml:space="preserve">. The radio is set to RX mode on the same channel and address as the transmitter. On each received packet, the </w:t>
+      </w:r>
+      <w:proofErr w:type="spellStart"/>
+      <w:proofErr w:type="gramStart"/>
+      <w:r>
+        <w:t>movimento</w:t>
+      </w:r>
+      <w:proofErr w:type="spellEnd"/>
+      <w:r>
+        <w:t>(</w:t>
+      </w:r>
+      <w:proofErr w:type="gramEnd"/>
+      <w:r>
+        <w:t xml:space="preserve">) function computes differential motor speeds: </w:t>
+      </w:r>
+      <w:proofErr w:type="spellStart"/>
+      <w:r>
+        <w:t>moveX</w:t>
+      </w:r>
+      <w:proofErr w:type="spellEnd"/>
+      <w:r>
+        <w:t xml:space="preserve"> from Roll (left/right bias) and </w:t>
+      </w:r>
+      <w:proofErr w:type="spellStart"/>
+      <w:r>
+        <w:t>moveY</w:t>
+      </w:r>
+      <w:proofErr w:type="spellEnd"/>
+      <w:r>
+        <w:t xml:space="preserve"> from Pitch (forward/backward velocity). The </w:t>
+      </w:r>
+      <w:proofErr w:type="gramStart"/>
+      <w:r>
+        <w:t>constrain(</w:t>
+      </w:r>
+      <w:proofErr w:type="gramEnd"/>
+      <w:r>
+        <w:t>) function ensures PWM values stay within the 0–255 range, enabling smooth turning at variable speeds.</w:t>
       </w:r>
     </w:p>
     <w:p>
@@ -1433,7 +1602,7 @@
     </w:p>
     <w:p>
       <w:pPr>
-        <w:pStyle w:val="Heading1"/>
+        <w:pStyle w:val="Titolo1"/>
       </w:pPr>
       <w:r>
         <w:t>4. Web Server &amp; Dashboard</w:t>
@@ -1441,7 +1610,7 @@
     </w:p>
     <w:p>
       <w:pPr>
-        <w:pStyle w:val="Heading2"/>
+        <w:pStyle w:val="Titolo2"/>
       </w:pPr>
       <w:r>
         <w:t>4.1 Backend (server.js)</w:t>
@@ -1452,7 +1621,23 @@
         <w:spacing w:before="80" w:after="80" w:line="320" w:lineRule="auto"/>
       </w:pPr>
       <w:r>
-        <w:t>The server is implemented with Express.js and reads/writes a local CSV file for data persistence. On startup, it reads the existing CSV to restore the currentTestCaseId counter, ensuring unique IDs across server restarts. The POST /salva endpoint includes a basic duplicate-detection check comparing the last CSV row against the incoming data before appending.</w:t>
+        <w:t xml:space="preserve">The server is implemented with Express.js and reads/writes a local CSV file for data persistence. On startup, it reads the existing CSV to restore the </w:t>
+      </w:r>
+      <w:proofErr w:type="spellStart"/>
+      <w:r>
+        <w:t>currentTestCaseId</w:t>
+      </w:r>
+      <w:proofErr w:type="spellEnd"/>
+      <w:r>
+        <w:t xml:space="preserve"> counter, ensuring unique IDs across server restarts. The POST /</w:t>
+      </w:r>
+      <w:proofErr w:type="spellStart"/>
+      <w:r>
+        <w:t>salva</w:t>
+      </w:r>
+      <w:proofErr w:type="spellEnd"/>
+      <w:r>
+        <w:t xml:space="preserve"> endpoint includes a basic duplicate-detection check comparing the last CSV row against the incoming data before appending.</w:t>
       </w:r>
     </w:p>
     <w:p>
@@ -1472,7 +1657,7 @@
     </w:p>
     <w:p>
       <w:pPr>
-        <w:pStyle w:val="Heading2"/>
+        <w:pStyle w:val="Titolo2"/>
       </w:pPr>
       <w:r>
         <w:lastRenderedPageBreak/>
@@ -1494,7 +1679,7 @@
     </w:p>
     <w:p>
       <w:pPr>
-        <w:pStyle w:val="Heading2"/>
+        <w:pStyle w:val="Titolo2"/>
       </w:pPr>
       <w:r>
         <w:t>4.3 Real-Time Dashboard (DashBoard.html)</w:t>
@@ -1505,7 +1690,15 @@
         <w:spacing w:before="80" w:after="80" w:line="320" w:lineRule="auto"/>
       </w:pPr>
       <w:r>
-        <w:t>The dashboard polls the GET /data endpoint at regular intervals to display the latest vehicle speed and overspeed status. It also fetches the full log from GET /dati to populate a historical data table. The dashboard is accessible at iot-project-group-14.onrender.com.</w:t>
+        <w:t>The dashboard polls the GET /data endpoint at regular intervals to display the latest vehicle speed and overspeed status. It also fetches the full log from GET /</w:t>
+      </w:r>
+      <w:proofErr w:type="spellStart"/>
+      <w:r>
+        <w:t>dati</w:t>
+      </w:r>
+      <w:proofErr w:type="spellEnd"/>
+      <w:r>
+        <w:t xml:space="preserve"> to populate a historical data table. The dashboard is accessible at iot-project-group-14.onrender.com.</w:t>
       </w:r>
     </w:p>
     <w:p>
@@ -1518,7 +1711,7 @@
     </w:p>
     <w:p>
       <w:pPr>
-        <w:pStyle w:val="Heading1"/>
+        <w:pStyle w:val="Titolo1"/>
       </w:pPr>
       <w:r>
         <w:t>5. Communication Protocol</w:t>
@@ -1885,7 +2078,23 @@
                 <w:sz w:val="20"/>
                 <w:szCs w:val="20"/>
               </w:rPr>
-              <w:t>POST /salva, JSON body</w:t>
+              <w:t>POST /</w:t>
+            </w:r>
+            <w:proofErr w:type="spellStart"/>
+            <w:r>
+              <w:rPr>
+                <w:sz w:val="20"/>
+                <w:szCs w:val="20"/>
+              </w:rPr>
+              <w:t>salva</w:t>
+            </w:r>
+            <w:proofErr w:type="spellEnd"/>
+            <w:r>
+              <w:rPr>
+                <w:sz w:val="20"/>
+                <w:szCs w:val="20"/>
+              </w:rPr>
+              <w:t>, JSON body</w:t>
             </w:r>
           </w:p>
         </w:tc>
@@ -1907,12 +2116,21 @@
             </w:tcMar>
           </w:tcPr>
           <w:p>
-            <w:r>
-              <w:rPr>
-                <w:sz w:val="20"/>
-                <w:szCs w:val="20"/>
-              </w:rPr>
-              <w:t>WiFiClientSecure, certificate check disabled</w:t>
+            <w:proofErr w:type="spellStart"/>
+            <w:r>
+              <w:rPr>
+                <w:sz w:val="20"/>
+                <w:szCs w:val="20"/>
+              </w:rPr>
+              <w:t>WiFiClientSecure</w:t>
+            </w:r>
+            <w:proofErr w:type="spellEnd"/>
+            <w:r>
+              <w:rPr>
+                <w:sz w:val="20"/>
+                <w:szCs w:val="20"/>
+              </w:rPr>
+              <w:t>, certificate check disabled</w:t>
             </w:r>
           </w:p>
         </w:tc>
@@ -2009,8 +2227,17 @@
                 <w:sz w:val="20"/>
                 <w:szCs w:val="20"/>
               </w:rPr>
-              <w:t>GET /data, GET /dati</w:t>
-            </w:r>
+              <w:t>GET /data, GET /</w:t>
+            </w:r>
+            <w:proofErr w:type="spellStart"/>
+            <w:r>
+              <w:rPr>
+                <w:sz w:val="20"/>
+                <w:szCs w:val="20"/>
+              </w:rPr>
+              <w:t>dati</w:t>
+            </w:r>
+            <w:proofErr w:type="spellEnd"/>
           </w:p>
         </w:tc>
         <w:tc>
@@ -2087,12 +2314,21 @@
             </w:tcMar>
           </w:tcPr>
           <w:p>
-            <w:r>
-              <w:rPr>
-                <w:sz w:val="20"/>
-                <w:szCs w:val="20"/>
-              </w:rPr>
-              <w:t>I2C @ 100 kHz</w:t>
+            <w:proofErr w:type="gramStart"/>
+            <w:r>
+              <w:rPr>
+                <w:sz w:val="20"/>
+                <w:szCs w:val="20"/>
+              </w:rPr>
+              <w:t>I2C @</w:t>
+            </w:r>
+            <w:proofErr w:type="gramEnd"/>
+            <w:r>
+              <w:rPr>
+                <w:sz w:val="20"/>
+                <w:szCs w:val="20"/>
+              </w:rPr>
+              <w:t xml:space="preserve"> 100 kHz</w:t>
             </w:r>
           </w:p>
         </w:tc>
@@ -2197,12 +2433,21 @@
             </w:tcMar>
           </w:tcPr>
           <w:p>
-            <w:r>
-              <w:rPr>
-                <w:sz w:val="20"/>
-                <w:szCs w:val="20"/>
-              </w:rPr>
-              <w:t>I2C @ 400 kHz</w:t>
+            <w:proofErr w:type="gramStart"/>
+            <w:r>
+              <w:rPr>
+                <w:sz w:val="20"/>
+                <w:szCs w:val="20"/>
+              </w:rPr>
+              <w:t>I2C @</w:t>
+            </w:r>
+            <w:proofErr w:type="gramEnd"/>
+            <w:r>
+              <w:rPr>
+                <w:sz w:val="20"/>
+                <w:szCs w:val="20"/>
+              </w:rPr>
+              <w:t xml:space="preserve"> 400 kHz</w:t>
             </w:r>
           </w:p>
         </w:tc>
@@ -2229,7 +2474,23 @@
                 <w:sz w:val="20"/>
                 <w:szCs w:val="20"/>
               </w:rPr>
-              <w:t>Fast Mode, 3 ms timeout</w:t>
+              <w:t xml:space="preserve">Fast Mode, 3 </w:t>
+            </w:r>
+            <w:proofErr w:type="spellStart"/>
+            <w:r>
+              <w:rPr>
+                <w:sz w:val="20"/>
+                <w:szCs w:val="20"/>
+              </w:rPr>
+              <w:t>ms</w:t>
+            </w:r>
+            <w:proofErr w:type="spellEnd"/>
+            <w:r>
+              <w:rPr>
+                <w:sz w:val="20"/>
+                <w:szCs w:val="20"/>
+              </w:rPr>
+              <w:t xml:space="preserve"> timeout</w:t>
             </w:r>
           </w:p>
         </w:tc>
@@ -2272,7 +2533,7 @@
     </w:p>
     <w:p>
       <w:pPr>
-        <w:pStyle w:val="Heading1"/>
+        <w:pStyle w:val="Titolo1"/>
       </w:pPr>
       <w:r>
         <w:t>6. Hardware Components</w:t>
@@ -2280,7 +2541,7 @@
     </w:p>
     <w:p>
       <w:pPr>
-        <w:pStyle w:val="Heading2"/>
+        <w:pStyle w:val="Titolo2"/>
       </w:pPr>
       <w:r>
         <w:t>6.1 RC Car</w:t>
@@ -2393,8 +2654,17 @@
                 <w:sz w:val="20"/>
                 <w:szCs w:val="20"/>
               </w:rPr>
-              <w:t>Arduino Uno R4 WiFi</w:t>
-            </w:r>
+              <w:t xml:space="preserve">Arduino Uno R4 </w:t>
+            </w:r>
+            <w:proofErr w:type="spellStart"/>
+            <w:r>
+              <w:rPr>
+                <w:sz w:val="20"/>
+                <w:szCs w:val="20"/>
+              </w:rPr>
+              <w:t>WiFi</w:t>
+            </w:r>
+            <w:proofErr w:type="spellEnd"/>
           </w:p>
         </w:tc>
         <w:tc>
@@ -2588,7 +2858,23 @@
                 <w:sz w:val="20"/>
                 <w:szCs w:val="20"/>
               </w:rPr>
-              <w:t>Wireless communication between controller and car</w:t>
+              <w:t xml:space="preserve">Wireless communication between </w:t>
+            </w:r>
+            <w:proofErr w:type="gramStart"/>
+            <w:r>
+              <w:rPr>
+                <w:sz w:val="20"/>
+                <w:szCs w:val="20"/>
+              </w:rPr>
+              <w:t>controller</w:t>
+            </w:r>
+            <w:proofErr w:type="gramEnd"/>
+            <w:r>
+              <w:rPr>
+                <w:sz w:val="20"/>
+                <w:szCs w:val="20"/>
+              </w:rPr>
+              <w:t xml:space="preserve"> and car</w:t>
             </w:r>
           </w:p>
         </w:tc>
@@ -2730,8 +3016,17 @@
                 <w:szCs w:val="20"/>
               </w:rPr>
               <w:lastRenderedPageBreak/>
-              <w:t>Power Bank 5000/10400 mAh</w:t>
-            </w:r>
+              <w:t xml:space="preserve">Power Bank 5000/10400 </w:t>
+            </w:r>
+            <w:proofErr w:type="spellStart"/>
+            <w:r>
+              <w:rPr>
+                <w:sz w:val="20"/>
+                <w:szCs w:val="20"/>
+              </w:rPr>
+              <w:t>mAh</w:t>
+            </w:r>
+            <w:proofErr w:type="spellEnd"/>
           </w:p>
         </w:tc>
         <w:tc>
@@ -2770,7 +3065,7 @@
     </w:p>
     <w:p>
       <w:pPr>
-        <w:pStyle w:val="Heading2"/>
+        <w:pStyle w:val="Titolo2"/>
       </w:pPr>
       <w:r>
         <w:t>6.2 Speed Camera</w:t>
@@ -2910,7 +3205,23 @@
                 <w:sz w:val="20"/>
                 <w:szCs w:val="20"/>
               </w:rPr>
-              <w:t>Main speed camera controller, WiFi connectivity</w:t>
+              <w:t xml:space="preserve">Main speed camera controller, </w:t>
+            </w:r>
+            <w:proofErr w:type="spellStart"/>
+            <w:r>
+              <w:rPr>
+                <w:sz w:val="20"/>
+                <w:szCs w:val="20"/>
+              </w:rPr>
+              <w:t>WiFi</w:t>
+            </w:r>
+            <w:proofErr w:type="spellEnd"/>
+            <w:r>
+              <w:rPr>
+                <w:sz w:val="20"/>
+                <w:szCs w:val="20"/>
+              </w:rPr>
+              <w:t xml:space="preserve"> connectivity</w:t>
             </w:r>
           </w:p>
         </w:tc>
@@ -3094,7 +3405,7 @@
     </w:p>
     <w:p>
       <w:pPr>
-        <w:pStyle w:val="Heading1"/>
+        <w:pStyle w:val="Titolo1"/>
       </w:pPr>
       <w:r>
         <w:t>7. Software Requirements</w:t>
@@ -3806,7 +4117,7 @@
     </w:p>
     <w:p>
       <w:pPr>
-        <w:pStyle w:val="Heading1"/>
+        <w:pStyle w:val="Titolo1"/>
       </w:pPr>
       <w:r>
         <w:t>8. Team Members &amp; Contributions</w:t>
@@ -3819,7 +4130,7 @@
     </w:p>
     <w:p>
       <w:pPr>
-        <w:pStyle w:val="Heading2"/>
+        <w:pStyle w:val="Titolo2"/>
       </w:pPr>
       <w:r>
         <w:t>Luciani Stefano</w:t>
@@ -3837,12 +4148,12 @@
         <w:t>R</w:t>
       </w:r>
       <w:r>
-        <w:t>esponsible for the  development of the finite state machine of the velox and its hardware design.</w:t>
-      </w:r>
-    </w:p>
-    <w:p>
-      <w:pPr>
-        <w:pStyle w:val="Heading2"/>
+        <w:t>esponsible for the development of the finite state machine of the velox and its hardware design.</w:t>
+      </w:r>
+    </w:p>
+    <w:p>
+      <w:pPr>
+        <w:pStyle w:val="Titolo2"/>
       </w:pPr>
       <w:r>
         <w:t>De Cao Andrea</w:t>
@@ -3863,7 +4174,7 @@
     </w:p>
     <w:p>
       <w:pPr>
-        <w:pStyle w:val="Heading2"/>
+        <w:pStyle w:val="Titolo2"/>
       </w:pPr>
       <w:r>
         <w:t>Boscardin Denise</w:t>
@@ -3884,7 +4195,7 @@
     </w:p>
     <w:p>
       <w:pPr>
-        <w:pStyle w:val="Heading2"/>
+        <w:pStyle w:val="Titolo2"/>
       </w:pPr>
       <w:r>
         <w:t>Heenatigala Devmin</w:t>
@@ -3898,7 +4209,10 @@
         <w:spacing w:before="200" w:after="200"/>
       </w:pPr>
       <w:r>
-        <w:t>temp</w:t>
+        <w:t>Responsible for the speed camera code</w:t>
+      </w:r>
+      <w:r>
+        <w:t xml:space="preserve"> and code polishing.</w:t>
       </w:r>
     </w:p>
     <w:p>
@@ -3911,7 +4225,7 @@
     </w:p>
     <w:p>
       <w:pPr>
-        <w:pStyle w:val="Heading1"/>
+        <w:pStyle w:val="Titolo1"/>
       </w:pPr>
       <w:r>
         <w:t>9. Deployment &amp; Setup</w:t>
@@ -3919,7 +4233,7 @@
     </w:p>
     <w:p>
       <w:pPr>
-        <w:pStyle w:val="Heading2"/>
+        <w:pStyle w:val="Titolo2"/>
       </w:pPr>
       <w:r>
         <w:t>9.1 Web Server</w:t>
@@ -3982,13 +4296,9 @@
                 <w:sz w:val="18"/>
                 <w:szCs w:val="18"/>
               </w:rPr>
-              <w:t>cd src/web_server</w:t>
-            </w:r>
-          </w:p>
-          <w:p>
-            <w:pPr>
-              <w:spacing w:before="20" w:after="20"/>
-            </w:pPr>
+              <w:t xml:space="preserve">cd </w:t>
+            </w:r>
+            <w:proofErr w:type="spellStart"/>
             <w:r>
               <w:rPr>
                 <w:rFonts w:ascii="Courier New" w:eastAsia="Courier New" w:hAnsi="Courier New" w:cs="Courier New"/>
@@ -3996,13 +4306,9 @@
                 <w:sz w:val="18"/>
                 <w:szCs w:val="18"/>
               </w:rPr>
-              <w:t>npm install</w:t>
-            </w:r>
-          </w:p>
-          <w:p>
-            <w:pPr>
-              <w:spacing w:before="20" w:after="20"/>
-            </w:pPr>
+              <w:t>src</w:t>
+            </w:r>
+            <w:proofErr w:type="spellEnd"/>
             <w:r>
               <w:rPr>
                 <w:rFonts w:ascii="Courier New" w:eastAsia="Courier New" w:hAnsi="Courier New" w:cs="Courier New"/>
@@ -4010,7 +4316,68 @@
                 <w:sz w:val="18"/>
                 <w:szCs w:val="18"/>
               </w:rPr>
-              <w:t>npm start</w:t>
+              <w:t>/</w:t>
+            </w:r>
+            <w:proofErr w:type="spellStart"/>
+            <w:r>
+              <w:rPr>
+                <w:rFonts w:ascii="Courier New" w:eastAsia="Courier New" w:hAnsi="Courier New" w:cs="Courier New"/>
+                <w:color w:val="D4D4D4"/>
+                <w:sz w:val="18"/>
+                <w:szCs w:val="18"/>
+              </w:rPr>
+              <w:t>web_server</w:t>
+            </w:r>
+            <w:proofErr w:type="spellEnd"/>
+          </w:p>
+          <w:p>
+            <w:pPr>
+              <w:spacing w:before="20" w:after="20"/>
+            </w:pPr>
+            <w:proofErr w:type="spellStart"/>
+            <w:r>
+              <w:rPr>
+                <w:rFonts w:ascii="Courier New" w:eastAsia="Courier New" w:hAnsi="Courier New" w:cs="Courier New"/>
+                <w:color w:val="D4D4D4"/>
+                <w:sz w:val="18"/>
+                <w:szCs w:val="18"/>
+              </w:rPr>
+              <w:t>npm</w:t>
+            </w:r>
+            <w:proofErr w:type="spellEnd"/>
+            <w:r>
+              <w:rPr>
+                <w:rFonts w:ascii="Courier New" w:eastAsia="Courier New" w:hAnsi="Courier New" w:cs="Courier New"/>
+                <w:color w:val="D4D4D4"/>
+                <w:sz w:val="18"/>
+                <w:szCs w:val="18"/>
+              </w:rPr>
+              <w:t xml:space="preserve"> install</w:t>
+            </w:r>
+          </w:p>
+          <w:p>
+            <w:pPr>
+              <w:spacing w:before="20" w:after="20"/>
+            </w:pPr>
+            <w:proofErr w:type="spellStart"/>
+            <w:r>
+              <w:rPr>
+                <w:rFonts w:ascii="Courier New" w:eastAsia="Courier New" w:hAnsi="Courier New" w:cs="Courier New"/>
+                <w:color w:val="D4D4D4"/>
+                <w:sz w:val="18"/>
+                <w:szCs w:val="18"/>
+              </w:rPr>
+              <w:t>npm</w:t>
+            </w:r>
+            <w:proofErr w:type="spellEnd"/>
+            <w:r>
+              <w:rPr>
+                <w:rFonts w:ascii="Courier New" w:eastAsia="Courier New" w:hAnsi="Courier New" w:cs="Courier New"/>
+                <w:color w:val="D4D4D4"/>
+                <w:sz w:val="18"/>
+                <w:szCs w:val="18"/>
+              </w:rPr>
+              <w:t xml:space="preserve"> start</w:t>
             </w:r>
           </w:p>
           <w:p>
@@ -4105,7 +4472,7 @@
     </w:p>
     <w:p>
       <w:pPr>
-        <w:pStyle w:val="Heading2"/>
+        <w:pStyle w:val="Titolo2"/>
       </w:pPr>
       <w:r>
         <w:t>9.2 Firmware Upload Order</w:t>
@@ -4113,7 +4480,7 @@
     </w:p>
     <w:p>
       <w:pPr>
-        <w:pStyle w:val="ListParagraph"/>
+        <w:pStyle w:val="Paragrafoelenco"/>
         <w:numPr>
           <w:ilvl w:val="0"/>
           <w:numId w:val="2"/>
@@ -4121,12 +4488,20 @@
         <w:spacing w:before="60" w:after="60"/>
       </w:pPr>
       <w:r>
-        <w:t>Upload fsm_velox.ino to ESP32 (speed camera).</w:t>
-      </w:r>
-    </w:p>
-    <w:p>
-      <w:pPr>
-        <w:pStyle w:val="ListParagraph"/>
+        <w:t xml:space="preserve">Upload </w:t>
+      </w:r>
+      <w:proofErr w:type="spellStart"/>
+      <w:r>
+        <w:t>fsm_velox.ino</w:t>
+      </w:r>
+      <w:proofErr w:type="spellEnd"/>
+      <w:r>
+        <w:t xml:space="preserve"> to ESP32 (speed camera).</w:t>
+      </w:r>
+    </w:p>
+    <w:p>
+      <w:pPr>
+        <w:pStyle w:val="Paragrafoelenco"/>
         <w:numPr>
           <w:ilvl w:val="0"/>
           <w:numId w:val="2"/>
@@ -4134,12 +4509,20 @@
         <w:spacing w:before="60" w:after="60"/>
       </w:pPr>
       <w:r>
-        <w:t>Upload nRF24L01_RX.ino to Arduino Uno R4 WiFi (car receiver).</w:t>
-      </w:r>
-    </w:p>
-    <w:p>
-      <w:pPr>
-        <w:pStyle w:val="ListParagraph"/>
+        <w:t xml:space="preserve">Upload nRF24L01_RX.ino to Arduino Uno R4 </w:t>
+      </w:r>
+      <w:proofErr w:type="spellStart"/>
+      <w:r>
+        <w:t>WiFi</w:t>
+      </w:r>
+      <w:proofErr w:type="spellEnd"/>
+      <w:r>
+        <w:t xml:space="preserve"> (car receiver).</w:t>
+      </w:r>
+    </w:p>
+    <w:p>
+      <w:pPr>
+        <w:pStyle w:val="Paragrafoelenco"/>
         <w:numPr>
           <w:ilvl w:val="0"/>
           <w:numId w:val="2"/>
@@ -4153,12 +4536,26 @@
         <w:rPr>
           <w:lang w:val="it-IT"/>
         </w:rPr>
-        <w:t>Upload nRF24L01_TX.ino to Arduino Nano (gesture controller).</w:t>
-      </w:r>
-    </w:p>
-    <w:p>
-      <w:pPr>
-        <w:pStyle w:val="ListParagraph"/>
+        <w:t>Upload nRF24L01_TX.ino to Arduino Nano (</w:t>
+      </w:r>
+      <w:proofErr w:type="spellStart"/>
+      <w:r>
+        <w:rPr>
+          <w:lang w:val="it-IT"/>
+        </w:rPr>
+        <w:t>gesture</w:t>
+      </w:r>
+      <w:proofErr w:type="spellEnd"/>
+      <w:r>
+        <w:rPr>
+          <w:lang w:val="it-IT"/>
+        </w:rPr>
+        <w:t xml:space="preserve"> controller).</w:t>
+      </w:r>
+    </w:p>
+    <w:p>
+      <w:pPr>
+        <w:pStyle w:val="Paragrafoelenco"/>
         <w:numPr>
           <w:ilvl w:val="0"/>
           <w:numId w:val="2"/>
@@ -4171,7 +4568,7 @@
     </w:p>
     <w:p>
       <w:pPr>
-        <w:pStyle w:val="ListParagraph"/>
+        <w:pStyle w:val="Paragrafoelenco"/>
         <w:numPr>
           <w:ilvl w:val="0"/>
           <w:numId w:val="2"/>
@@ -4184,7 +4581,7 @@
     </w:p>
     <w:p>
       <w:pPr>
-        <w:pStyle w:val="ListParagraph"/>
+        <w:pStyle w:val="Paragrafoelenco"/>
         <w:numPr>
           <w:ilvl w:val="0"/>
           <w:numId w:val="2"/>
@@ -4213,17 +4610,17 @@
     </w:p>
     <w:p>
       <w:pPr>
-        <w:pStyle w:val="Heading1"/>
-      </w:pPr>
-    </w:p>
-    <w:p>
-      <w:pPr>
-        <w:pStyle w:val="Heading1"/>
-      </w:pPr>
-    </w:p>
-    <w:p>
-      <w:pPr>
-        <w:pStyle w:val="Heading1"/>
+        <w:pStyle w:val="Titolo1"/>
+      </w:pPr>
+    </w:p>
+    <w:p>
+      <w:pPr>
+        <w:pStyle w:val="Titolo1"/>
+      </w:pPr>
+    </w:p>
+    <w:p>
+      <w:pPr>
+        <w:pStyle w:val="Titolo1"/>
       </w:pPr>
       <w:r>
         <w:lastRenderedPageBreak/>
@@ -4658,7 +5055,25 @@
         <w:sz w:val="18"/>
         <w:szCs w:val="18"/>
       </w:rPr>
-      <w:t>IoT Speed Camera &amp; RC Car  |  Group 14</w:t>
+      <w:t xml:space="preserve">IoT Speed Camera &amp; RC </w:t>
+    </w:r>
+    <w:proofErr w:type="gramStart"/>
+    <w:r>
+      <w:rPr>
+        <w:color w:val="777777"/>
+        <w:sz w:val="18"/>
+        <w:szCs w:val="18"/>
+      </w:rPr>
+      <w:t>Car  |</w:t>
+    </w:r>
+    <w:proofErr w:type="gramEnd"/>
+    <w:r>
+      <w:rPr>
+        <w:color w:val="777777"/>
+        <w:sz w:val="18"/>
+        <w:szCs w:val="18"/>
+      </w:rPr>
+      <w:t xml:space="preserve">  Group 14</w:t>
     </w:r>
   </w:p>
 </w:hdr>
@@ -5266,11 +5681,11 @@
     <w:lsdException w:name="Unresolved Mention" w:semiHidden="1" w:unhideWhenUsed="1"/>
     <w:lsdException w:name="Smart Link" w:semiHidden="1" w:unhideWhenUsed="1"/>
   </w:latentStyles>
-  <w:style w:type="paragraph" w:default="1" w:styleId="Normal">
+  <w:style w:type="paragraph" w:default="1" w:styleId="Normale">
     <w:name w:val="Normal"/>
     <w:qFormat/>
   </w:style>
-  <w:style w:type="paragraph" w:styleId="Heading1">
+  <w:style w:type="paragraph" w:styleId="Titolo1">
     <w:name w:val="heading 1"/>
     <w:uiPriority w:val="9"/>
     <w:qFormat/>
@@ -5286,7 +5701,7 @@
       <w:szCs w:val="36"/>
     </w:rPr>
   </w:style>
-  <w:style w:type="paragraph" w:styleId="Heading2">
+  <w:style w:type="paragraph" w:styleId="Titolo2">
     <w:name w:val="heading 2"/>
     <w:uiPriority w:val="9"/>
     <w:unhideWhenUsed/>
@@ -5303,7 +5718,7 @@
       <w:szCs w:val="28"/>
     </w:rPr>
   </w:style>
-  <w:style w:type="paragraph" w:styleId="Heading3">
+  <w:style w:type="paragraph" w:styleId="Titolo3">
     <w:name w:val="heading 3"/>
     <w:uiPriority w:val="9"/>
     <w:semiHidden/>
@@ -5321,7 +5736,7 @@
       <w:szCs w:val="24"/>
     </w:rPr>
   </w:style>
-  <w:style w:type="paragraph" w:styleId="Heading4">
+  <w:style w:type="paragraph" w:styleId="Titolo4">
     <w:name w:val="heading 4"/>
     <w:uiPriority w:val="9"/>
     <w:semiHidden/>
@@ -5336,7 +5751,7 @@
       <w:color w:val="2E74B5"/>
     </w:rPr>
   </w:style>
-  <w:style w:type="paragraph" w:styleId="Heading5">
+  <w:style w:type="paragraph" w:styleId="Titolo5">
     <w:name w:val="heading 5"/>
     <w:uiPriority w:val="9"/>
     <w:semiHidden/>
@@ -5349,7 +5764,7 @@
       <w:color w:val="2E74B5"/>
     </w:rPr>
   </w:style>
-  <w:style w:type="paragraph" w:styleId="Heading6">
+  <w:style w:type="paragraph" w:styleId="Titolo6">
     <w:name w:val="heading 6"/>
     <w:uiPriority w:val="9"/>
     <w:semiHidden/>
@@ -5362,13 +5777,13 @@
       <w:color w:val="1F4D78"/>
     </w:rPr>
   </w:style>
-  <w:style w:type="character" w:default="1" w:styleId="DefaultParagraphFont">
+  <w:style w:type="character" w:default="1" w:styleId="Carpredefinitoparagrafo">
     <w:name w:val="Default Paragraph Font"/>
     <w:uiPriority w:val="1"/>
     <w:semiHidden/>
     <w:unhideWhenUsed/>
   </w:style>
-  <w:style w:type="table" w:default="1" w:styleId="TableNormal">
+  <w:style w:type="table" w:default="1" w:styleId="Tabellanormale">
     <w:name w:val="Normal Table"/>
     <w:uiPriority w:val="99"/>
     <w:semiHidden/>
@@ -5383,13 +5798,13 @@
       </w:tblCellMar>
     </w:tblPr>
   </w:style>
-  <w:style w:type="numbering" w:default="1" w:styleId="NoList">
+  <w:style w:type="numbering" w:default="1" w:styleId="Nessunelenco">
     <w:name w:val="No List"/>
     <w:uiPriority w:val="99"/>
     <w:semiHidden/>
     <w:unhideWhenUsed/>
   </w:style>
-  <w:style w:type="paragraph" w:styleId="Title">
+  <w:style w:type="paragraph" w:styleId="Titolo">
     <w:name w:val="Title"/>
     <w:uiPriority w:val="10"/>
     <w:qFormat/>
@@ -5406,11 +5821,11 @@
       <w:bCs/>
     </w:rPr>
   </w:style>
-  <w:style w:type="paragraph" w:styleId="ListParagraph">
+  <w:style w:type="paragraph" w:styleId="Paragrafoelenco">
     <w:name w:val="List Paragraph"/>
     <w:qFormat/>
   </w:style>
-  <w:style w:type="character" w:styleId="Hyperlink">
+  <w:style w:type="character" w:styleId="Collegamentoipertestuale">
     <w:name w:val="Hyperlink"/>
     <w:uiPriority w:val="99"/>
     <w:unhideWhenUsed/>
@@ -5419,7 +5834,7 @@
       <w:u w:val="single"/>
     </w:rPr>
   </w:style>
-  <w:style w:type="character" w:styleId="FootnoteReference">
+  <w:style w:type="character" w:styleId="Rimandonotaapidipagina">
     <w:name w:val="footnote reference"/>
     <w:uiPriority w:val="99"/>
     <w:semiHidden/>
@@ -5428,9 +5843,9 @@
       <w:vertAlign w:val="superscript"/>
     </w:rPr>
   </w:style>
-  <w:style w:type="paragraph" w:styleId="FootnoteText">
+  <w:style w:type="paragraph" w:styleId="Testonotaapidipagina">
     <w:name w:val="footnote text"/>
-    <w:link w:val="FootnoteTextChar"/>
+    <w:link w:val="TestonotaapidipaginaCarattere"/>
     <w:uiPriority w:val="99"/>
     <w:semiHidden/>
     <w:unhideWhenUsed/>
@@ -5439,9 +5854,9 @@
       <w:szCs w:val="20"/>
     </w:rPr>
   </w:style>
-  <w:style w:type="character" w:customStyle="1" w:styleId="FootnoteTextChar">
-    <w:name w:val="Footnote Text Char"/>
-    <w:link w:val="FootnoteText"/>
+  <w:style w:type="character" w:customStyle="1" w:styleId="TestonotaapidipaginaCarattere">
+    <w:name w:val="Testo nota a piè di pagina Carattere"/>
+    <w:link w:val="Testonotaapidipagina"/>
     <w:uiPriority w:val="99"/>
     <w:semiHidden/>
     <w:unhideWhenUsed/>
@@ -5450,7 +5865,7 @@
       <w:szCs w:val="20"/>
     </w:rPr>
   </w:style>
-  <w:style w:type="character" w:styleId="EndnoteReference">
+  <w:style w:type="character" w:styleId="Rimandonotadichiusura">
     <w:name w:val="endnote reference"/>
     <w:uiPriority w:val="99"/>
     <w:semiHidden/>
@@ -5459,9 +5874,9 @@
       <w:vertAlign w:val="superscript"/>
     </w:rPr>
   </w:style>
-  <w:style w:type="paragraph" w:styleId="EndnoteText">
+  <w:style w:type="paragraph" w:styleId="Testonotadichiusura">
     <w:name w:val="endnote text"/>
-    <w:link w:val="EndnoteTextChar"/>
+    <w:link w:val="TestonotadichiusuraCarattere"/>
     <w:uiPriority w:val="99"/>
     <w:semiHidden/>
     <w:unhideWhenUsed/>
@@ -5470,9 +5885,9 @@
       <w:szCs w:val="20"/>
     </w:rPr>
   </w:style>
-  <w:style w:type="character" w:customStyle="1" w:styleId="EndnoteTextChar">
-    <w:name w:val="Endnote Text Char"/>
-    <w:link w:val="EndnoteText"/>
+  <w:style w:type="character" w:customStyle="1" w:styleId="TestonotadichiusuraCarattere">
+    <w:name w:val="Testo nota di chiusura Carattere"/>
+    <w:link w:val="Testonotadichiusura"/>
     <w:uiPriority w:val="99"/>
     <w:semiHidden/>
     <w:unhideWhenUsed/>
